--- a/livrables/lecons/2026-07-27_lecon-psychopathologie_07_troubles-psychotiques-schizophrenie.docx
+++ b/livrables/lecons/2026-07-27_lecon-psychopathologie_07_troubles-psychotiques-schizophrenie.docx
@@ -52,7 +52,25 @@
           <w:sz w:val="28"/>
           <w:szCs w:val="28"/>
         </w:rPr>
-        <w:t xml:space="preserve">Date : 27 juillet 2026 — Module Intermédiaire — leçon 7/16</w:t>
+        <w:t xml:space="preserve">Date : 27 juillet 2026 — Module Intermédiaire — leçon 7/20</w:t>
+      </w:r>
+    </w:p>
+    <w:p>
+      <w:pPr>
+        <w:shd w:fill="FFF4E5" w:color="auto" w:val="clear"/>
+        <w:spacing w:after="80" w:before="80"/>
+        <w:ind w:left="288" w:right="288"/>
+      </w:pPr>
+      <w:r>
+        <w:rPr>
+          <w:rFonts w:ascii="Times New Roman" w:cs="Times New Roman" w:eastAsia="Times New Roman" w:hAnsi="Times New Roman"/>
+          <w:i/>
+          <w:iCs/>
+          <w:color w:val="92400E"/>
+          <w:sz w:val="20"/>
+          <w:szCs w:val="20"/>
+        </w:rPr>
+        <w:t xml:space="preserve">⚠️ Corrigé le 06/09/2026 — cette leçon annonçait un parcours de 16 leçons (« 7/16 »). Le parcours a été étendu de 16 à 20 leçons entre le 10 et le 14 août 2026 : les leçons 01 à 09 portaient encore l’ancien total, les leçons 10 et suivantes le nouveau. Seul le dénominateur a été repris ici ; le contenu de cette leçon n’a pas été relu à cette occasion.</w:t>
       </w:r>
     </w:p>
     <w:p>

--- a/livrables/lecons/2026-07-27_lecon-psychopathologie_07_troubles-psychotiques-schizophrenie.docx
+++ b/livrables/lecons/2026-07-27_lecon-psychopathologie_07_troubles-psychotiques-schizophrenie.docx
@@ -361,7 +361,7 @@
           <w:sz w:val="22"/>
           <w:szCs w:val="22"/>
         </w:rPr>
-        <w:t xml:space="preserve">Hallucinations : perceptions sans stimulus externe réel. Les hallucinations auditives (entendre des voix) sont les plus fréquentes dans la schizophrénie — présentes chez environ 80 % des patients selon Wikipedia (EN, Schizophrenia).</w:t>
+        <w:t xml:space="preserve">Hallucinations : perceptions sans stimulus externe réel. Des hallucinations, TOUTES MODALITÉS CONFONDUES, surviennent à un moment de la vie chez environ 80 % des personnes concernées, et elles portent le plus souvent sur l'audition — entendre des voix (Wikipedia EN, Schizophrenia : « Hallucinations occur at some point in the lifetimes of 80% of those with schizophrenia […] and most commonly involve the sense of hearing »). ⚠️ Corrigé le 06/09/2026 : la leçon rattachait ces 80 % aux seules hallucinations AUDITIVES. Le pourcentage porte sur l'ensemble des hallucinations ; l'auditif en est la modalité la plus fréquente, ce qui n'est pas la même affirmation.</w:t>
       </w:r>
     </w:p>
     <w:p>
@@ -814,45 +814,63 @@
           <w:sz w:val="22"/>
           <w:szCs w:val="22"/>
         </w:rPr>
-        <w:t xml:space="preserve">OMS (2025), cité par la HAS dans sa Note de cadrage d'avril 2026 : les troubles schizophréniques touchent « environ 23 millions de personnes mondialement, soit un adulte sur 233 (0,43 %) »</w:t>
-      </w:r>
-    </w:p>
-    <w:p>
-      <w:pPr>
-        <w:pStyle w:val="ListParagraph"/>
-        <w:numPr>
-          <w:ilvl w:val="0"/>
-          <w:numId w:val="1"/>
-        </w:numPr>
-        <w:spacing w:after="40" w:before="40"/>
-      </w:pPr>
-      <w:r>
-        <w:rPr>
-          <w:rFonts w:ascii="Times New Roman" w:cs="Times New Roman" w:eastAsia="Times New Roman" w:hAnsi="Times New Roman"/>
-          <w:color w:val="1F2937"/>
-          <w:sz w:val="22"/>
-          <w:szCs w:val="22"/>
-        </w:rPr>
-        <w:t xml:space="preserve">Merck Manual Professional : « Worldwide, the lifetime prevalence of schizophrenia is approximately 0.7% »</w:t>
-      </w:r>
-    </w:p>
-    <w:p>
-      <w:pPr>
-        <w:pStyle w:val="ListParagraph"/>
-        <w:numPr>
-          <w:ilvl w:val="0"/>
-          <w:numId w:val="1"/>
-        </w:numPr>
-        <w:spacing w:after="40" w:before="40"/>
-      </w:pPr>
-      <w:r>
-        <w:rPr>
-          <w:rFonts w:ascii="Times New Roman" w:cs="Times New Roman" w:eastAsia="Times New Roman" w:hAnsi="Times New Roman"/>
-          <w:color w:val="1F2937"/>
-          <w:sz w:val="22"/>
-          <w:szCs w:val="22"/>
-        </w:rPr>
-        <w:t xml:space="preserve">Wikipedia FR : « 0,3 à 0,72 % de la population »</w:t>
+        <w:t xml:space="preserve">OMS (2025), cité par la HAS dans sa Note de cadrage validée le 8 avril 2026 : les troubles schizophréniques « toucheraient environ 23 millions de personnes dans le monde, soit un adulte sur 233 (0,43 %) ». ⚠️ Citation rétablie le 06/09/2026 : la leçon écrivait « mondialement » là où la source écrit « dans le monde », et rendait à l'affirmatif le conditionnel « toucheraient ». Il s'agit d'un nombre de personnes actuellement touchées, non d'une prévalence sur la vie entière — voir la note ci-dessous.</w:t>
+      </w:r>
+    </w:p>
+    <w:p>
+      <w:pPr>
+        <w:pStyle w:val="ListParagraph"/>
+        <w:numPr>
+          <w:ilvl w:val="0"/>
+          <w:numId w:val="1"/>
+        </w:numPr>
+        <w:spacing w:after="40" w:before="40"/>
+      </w:pPr>
+      <w:r>
+        <w:rPr>
+          <w:rFonts w:ascii="Times New Roman" w:cs="Times New Roman" w:eastAsia="Times New Roman" w:hAnsi="Times New Roman"/>
+          <w:color w:val="1F2937"/>
+          <w:sz w:val="22"/>
+          <w:szCs w:val="22"/>
+        </w:rPr>
+        <w:t xml:space="preserve">Merck Manual Professional (version française, celle qui est citée en ressources) : « Dans le monde, la prévalence à vie de la schizophrénie est d'environ 0,7% ». ⚠️ Corrigé le 06/09/2026 : la leçon citait une phrase EN ANGLAIS attribuée à une page consultée en français. Le chiffre était exact, la citation ne figurait pas sur la page citée. Noter que cette valeur est une prévalence À VIE.</w:t>
+      </w:r>
+    </w:p>
+    <w:p>
+      <w:pPr>
+        <w:pStyle w:val="ListParagraph"/>
+        <w:numPr>
+          <w:ilvl w:val="0"/>
+          <w:numId w:val="1"/>
+        </w:numPr>
+        <w:spacing w:after="40" w:before="40"/>
+      </w:pPr>
+      <w:r>
+        <w:rPr>
+          <w:rFonts w:ascii="Times New Roman" w:cs="Times New Roman" w:eastAsia="Times New Roman" w:hAnsi="Times New Roman"/>
+          <w:color w:val="1F2937"/>
+          <w:sz w:val="22"/>
+          <w:szCs w:val="22"/>
+        </w:rPr>
+        <w:t xml:space="preserve">Wikipedia FR : « près de 0,3 % à 0,72 % de la population, à un moment donné de la vie » — donc, là aussi, une prévalence sur la vie entière.</w:t>
+      </w:r>
+    </w:p>
+    <w:p>
+      <w:pPr>
+        <w:shd w:fill="FFF4E5" w:color="auto" w:val="clear"/>
+        <w:spacing w:after="80" w:before="80"/>
+        <w:ind w:left="288" w:right="288"/>
+      </w:pPr>
+      <w:r>
+        <w:rPr>
+          <w:rFonts w:ascii="Times New Roman" w:cs="Times New Roman" w:eastAsia="Times New Roman" w:hAnsi="Times New Roman"/>
+          <w:i/>
+          <w:iCs/>
+          <w:color w:val="92400E"/>
+          <w:sz w:val="22"/>
+          <w:szCs w:val="22"/>
+        </w:rPr>
+        <w:t xml:space="preserve">⚠️ CES TROIS CHIFFRES NE MESURENT PAS LA MÊME CHOSE (note ajoutée le 06/09/2026). Le 0,43 % de l’OMS est un effectif de personnes actuellement touchées rapporté à la population adulte ; le 0,7 % du Merck Manual et la fourchette 0,3–0,72 % de Wikipédia sont des prévalences SUR LA VIE ENTIÈRE, ce que les deux sources écrivent explicitement. Ils ne sont donc pas trois estimations concurrentes d’une même grandeur, et l’écart entre 0,43 % et 0,7 % ne traduit pas un désaccord entre sources. La leçon les alignait comme s’ils étaient comparables.</w:t>
       </w:r>
     </w:p>
     <w:p>
@@ -1462,7 +1480,7 @@
           <w:sz w:val="22"/>
           <w:szCs w:val="22"/>
         </w:rPr>
-        <w:t xml:space="preserve">15 à 25 % : récupération complète</w:t>
+        <w:t xml:space="preserve">15 à 25 % : guérison, avec un retour complet OU QUASI COMPLET de la fonction (la leçon écrivait « récupération complète » ; le « ou quasi complet » de la source avait été supprimé — repris le 06/09/2026)</w:t>
       </w:r>
     </w:p>
     <w:p>
@@ -1500,26 +1518,26 @@
           <w:sz w:val="22"/>
           <w:szCs w:val="22"/>
         </w:rPr>
-        <w:t xml:space="preserve">Environ 40 % : mauvais pronostic à long terme</w:t>
-      </w:r>
-    </w:p>
-    <w:p>
-      <w:pPr>
-        <w:pStyle w:val="ListParagraph"/>
-        <w:numPr>
-          <w:ilvl w:val="0"/>
-          <w:numId w:val="1"/>
-        </w:numPr>
-        <w:spacing w:after="40" w:before="40"/>
-      </w:pPr>
-      <w:r>
-        <w:rPr>
-          <w:rFonts w:ascii="Times New Roman" w:cs="Times New Roman" w:eastAsia="Times New Roman" w:hAnsi="Times New Roman"/>
-          <w:color w:val="1F2937"/>
-          <w:sz w:val="22"/>
-          <w:szCs w:val="22"/>
-        </w:rPr>
-        <w:t xml:space="preserve">« Up to 10% die by suicide » ; espérance de vie réduite d'environ 15 ans en moyenne</w:t>
+        <w:t xml:space="preserve">JUSQU'À 40 % : mauvais pronostic à long terme (la leçon écrivait « Environ 40 % » ; la source écrit « Jusqu'à 40 % » — un plafond n'est pas une valeur centrale. Corrigé le 06/09/2026)</w:t>
+      </w:r>
+    </w:p>
+    <w:p>
+      <w:pPr>
+        <w:pStyle w:val="ListParagraph"/>
+        <w:numPr>
+          <w:ilvl w:val="0"/>
+          <w:numId w:val="1"/>
+        </w:numPr>
+        <w:spacing w:after="40" w:before="40"/>
+      </w:pPr>
+      <w:r>
+        <w:rPr>
+          <w:rFonts w:ascii="Times New Roman" w:cs="Times New Roman" w:eastAsia="Times New Roman" w:hAnsi="Times New Roman"/>
+          <w:color w:val="1F2937"/>
+          <w:sz w:val="22"/>
+          <w:szCs w:val="22"/>
+        </w:rPr>
+        <w:t xml:space="preserve">Suicide : la page donne DEUX valeurs, et il faut les lire ensemble — « Environ 4 à 10 % des patients atteints de schizophrénie meurent par suicide » dans la section Risque de suicide, « Jusqu'à 10 % meurent par suicide » dans le résumé du pronostic. La leçon ne retenait que la seconde, en anglais et sans signaler la discordance interne de sa source (corrigé le 06/09/2026). Espérance de vie réduite d'environ 15 ans en moyenne.</w:t>
       </w:r>
     </w:p>
     <w:p>
@@ -1541,7 +1559,7 @@
           <w:sz w:val="22"/>
           <w:szCs w:val="22"/>
         </w:rPr>
-        <w:t xml:space="preserve">Wikipedia EN (Schizophrenia) précise que « about half of those diagnosed with schizophrenia will experience a marked improvement over the long term with no further relapses ». Ces données soulignent l'importance d'une prise en charge précoce et continue.</w:t>
+        <w:t xml:space="preserve">Wikipedia EN (Schizophrenia) donne la phrase ENTIÈRE, dont la leçon ne citait que la première moitié : « About half of those diagnosed with schizophrenia will experience a marked improvement over the long term with no further relapses, AND A SMALL PROPORTION OF THESE WILL RECOVER COMPLETELY. THE OTHER HALF WILL HAVE A LIFELONG IMPAIRMENT. » ⚠️ Rétabli le 06/09/2026 : la citation s'arrêtait exactement là où elle bascule, et la moitié défavorable disparaissait. Lue en entier, elle ne contredit pas le Merck Manual — « amélioration marquée » et « guérison » ne sont pas la même chose, et c'est ce qui explique l'écart apparent entre « la moitié » et « 15 à 25 % ». Ces données soulignent l'importance d'une prise en charge précoce et continue, sans autoriser à en tirer un pronostic favorable général.</w:t>
       </w:r>
     </w:p>
     <w:p>
@@ -2327,7 +2345,7 @@
           <w:sz w:val="22"/>
           <w:szCs w:val="22"/>
         </w:rPr>
-        <w:t xml:space="preserve">Le facteur déclenchant stressant est compatibles avec le trouble psychotique bref, mais ne l'exclut pas pour les autres diagnostics</w:t>
+        <w:t xml:space="preserve">Le facteur déclenchant stressant est compatible avec le trouble psychotique bref, mais ne l'exclut pas pour les autres diagnostics</w:t>
       </w:r>
     </w:p>
     <w:p>
@@ -3550,6 +3568,183 @@
           <w:szCs w:val="22"/>
         </w:rPr>
         <w:t xml:space="preserve">Tu exploreras la définition du trouble de la personnalité, sa distinction avec les états psychotiques, et la spécificité du trouble borderline (état-limite) — avec ses implications pratiques en matière de gestion des crises et d'alliance thérapeutique.</w:t>
+      </w:r>
+    </w:p>
+    <w:p>
+      <w:pPr>
+        <w:pBdr>
+          <w:bottom w:val="single" w:color="1B3A6B" w:sz="6"/>
+        </w:pBdr>
+        <w:spacing w:after="120" w:before="360"/>
+      </w:pPr>
+      <w:r>
+        <w:rPr>
+          <w:rFonts w:ascii="Times New Roman" w:cs="Times New Roman" w:eastAsia="Times New Roman" w:hAnsi="Times New Roman"/>
+          <w:b/>
+          <w:bCs/>
+          <w:color w:val="1B3A6B"/>
+          <w:sz w:val="30"/>
+          <w:szCs w:val="30"/>
+        </w:rPr>
+        <w:t xml:space="preserve">📝 Journal des corrections — 6 septembre 2026</w:t>
+      </w:r>
+    </w:p>
+    <w:p>
+      <w:pPr>
+        <w:spacing w:after="80"/>
+      </w:pPr>
+      <w:r>
+        <w:rPr>
+          <w:rFonts w:ascii="Times New Roman" w:cs="Times New Roman" w:eastAsia="Times New Roman" w:hAnsi="Times New Roman"/>
+          <w:b/>
+          <w:bCs/>
+          <w:i/>
+          <w:iCs/>
+          <w:color w:val="1F2937"/>
+          <w:sz w:val="22"/>
+          <w:szCs w:val="22"/>
+        </w:rPr>
+        <w:t xml:space="preserve">Leçon produite le 27/07/2026, relue le 06/09/2026 : les sept URL répondent 200 et chaque source a été rouverte, dont les deux pages de la HAS, qui délivrent bien leur contenu. Huit corrections, toutes de même nature : aucun chiffre n’était inventé, chacun avait bougé de ce qu’il compte ou de ses bornes.</w:t>
+      </w:r>
+    </w:p>
+    <w:p>
+      <w:pPr>
+        <w:spacing w:after="80"/>
+      </w:pPr>
+      <w:r>
+        <w:rPr>
+          <w:rFonts w:ascii="Times New Roman" w:cs="Times New Roman" w:eastAsia="Times New Roman" w:hAnsi="Times New Roman"/>
+          <w:color w:val="1F2937"/>
+          <w:sz w:val="22"/>
+          <w:szCs w:val="22"/>
+        </w:rPr>
+        <w:t xml:space="preserve">① Les 80 % rattachés aux seules hallucinations auditives. Version d’origine : « Les hallucinations auditives (entendre des voix) sont les plus fréquentes dans la schizophrénie — présentes chez environ 80 % des patients ». La source écrit : « Hallucinations occur at some point in the lifetimes of 80% of those with schizophrenia […] and most commonly involve the sense of hearing ». Le pourcentage porte sur les hallucinations TOUTES MODALITÉS ; l’auditif en est la modalité dominante. Un chiffre juste, accroché à un sous-ensemble.</w:t>
+      </w:r>
+    </w:p>
+    <w:p>
+      <w:pPr>
+        <w:spacing w:after="80"/>
+      </w:pPr>
+      <w:r>
+        <w:rPr>
+          <w:rFonts w:ascii="Times New Roman" w:cs="Times New Roman" w:eastAsia="Times New Roman" w:hAnsi="Times New Roman"/>
+          <w:color w:val="1F2937"/>
+          <w:sz w:val="22"/>
+          <w:szCs w:val="22"/>
+        </w:rPr>
+        <w:t xml:space="preserve">② Trois bornes déplacées, toutes dans le sens qui durcit. « Jusqu’à 40 % ont un mauvais pronostic » (Merck) était devenu « Environ 40 % » : un plafond transformé en valeur centrale. « Guérissent, avec un retour complet ou quasi complet de la fonction » était devenu « récupération complète » : le qualificatif supprimé. Et pour le suicide, la page Merck donne DEUX valeurs — « Environ 4 à 10 % » dans la section Risque de suicide, « Jusqu’à 10 % » dans le résumé du pronostic ; la leçon ne retenait que la seconde, sans signaler la discordance interne de sa source. Les trois passages portent désormais les formulations de la source.</w:t>
+      </w:r>
+    </w:p>
+    <w:p>
+      <w:pPr>
+        <w:spacing w:after="80"/>
+      </w:pPr>
+      <w:r>
+        <w:rPr>
+          <w:rFonts w:ascii="Times New Roman" w:cs="Times New Roman" w:eastAsia="Times New Roman" w:hAnsi="Times New Roman"/>
+          <w:color w:val="1F2937"/>
+          <w:sz w:val="22"/>
+          <w:szCs w:val="22"/>
+        </w:rPr>
+        <w:t xml:space="preserve">③ Deux citations en anglais attribuées à une page consultée en français. « Worldwide, the lifetime prevalence of schizophrenia is approximately 0.7% » et « Up to 10% die by suicide » étaient attribuées au Merck Manual, dont l’URL citée en ressources est la version FRANÇAISE : elle écrit « Dans le monde, la prévalence à vie de la schizophrénie est d’environ 0,7% » et « Jusqu’à 10 % meurent par suicide ». Les chiffres étaient exacts ; les guillemets encadraient un texte absent de la page citée.</w:t>
+      </w:r>
+    </w:p>
+    <w:p>
+      <w:pPr>
+        <w:spacing w:after="80"/>
+      </w:pPr>
+      <w:r>
+        <w:rPr>
+          <w:rFonts w:ascii="Times New Roman" w:cs="Times New Roman" w:eastAsia="Times New Roman" w:hAnsi="Times New Roman"/>
+          <w:color w:val="1F2937"/>
+          <w:sz w:val="22"/>
+          <w:szCs w:val="22"/>
+        </w:rPr>
+        <w:t xml:space="preserve">④ Un mot changé à l’intérieur d’une citation de la HAS. Version d’origine : « environ 23 millions de personnes MONDIALEMENT, soit un adulte sur 233 (0,43 %) ». La note de cadrage écrit : « toucheraient environ 23 millions de personnes DANS LE MONDE, soit un adulte sur 233 (0,43 %) ». Un mot substitué et un conditionnel rendu à l’affirmatif. La date est en revanche exacte : la note a été validée le 8 avril 2026 et mise en ligne le 21 avril.</w:t>
+      </w:r>
+    </w:p>
+    <w:p>
+      <w:pPr>
+        <w:spacing w:after="80"/>
+      </w:pPr>
+      <w:r>
+        <w:rPr>
+          <w:rFonts w:ascii="Times New Roman" w:cs="Times New Roman" w:eastAsia="Times New Roman" w:hAnsi="Times New Roman"/>
+          <w:color w:val="1F2937"/>
+          <w:sz w:val="22"/>
+          <w:szCs w:val="22"/>
+        </w:rPr>
+        <w:t xml:space="preserve">⑤ Trois prévalences alignées comme si elles mesuraient la même chose. Le 0,43 % de l’OMS est un effectif de personnes actuellement touchées ; le 0,7 % du Merck Manual et la fourchette 0,3–0,72 % de Wikipédia sont des prévalences SUR LA VIE ENTIÈRE, ce que les deux sources écrivent. L’écart entre 0,43 % et 0,7 % ne traduisait donc aucun désaccord entre sources — il traduisait deux mesures différentes présentées côte à côte. Une note l’explique désormais sous la liste.</w:t>
+      </w:r>
+    </w:p>
+    <w:p>
+      <w:pPr>
+        <w:spacing w:after="80"/>
+      </w:pPr>
+      <w:r>
+        <w:rPr>
+          <w:rFonts w:ascii="Times New Roman" w:cs="Times New Roman" w:eastAsia="Times New Roman" w:hAnsi="Times New Roman"/>
+          <w:color w:val="1F2937"/>
+          <w:sz w:val="22"/>
+          <w:szCs w:val="22"/>
+        </w:rPr>
+        <w:t xml:space="preserve">⑥ La citation de Wikipédia s’arrêtait exactement là où elle bascule. Version d’origine : « about half of those diagnosed with schizophrenia will experience a marked improvement over the long term with no further relapses ». La phrase continue : « and a small proportion of these will recover completely. The other half will have a lifelong impairment. » La moitié défavorable disparaissait, et la leçon enchaînait sur l’importance d’une prise en charge précoce. La phrase entière est rétablie — et, lue en entier, elle ne contredit pas le Merck Manual : « amélioration marquée » et « guérison » ne sont pas la même chose, ce qui explique l’écart apparent entre « la moitié » et « 15 à 25 % ».</w:t>
+      </w:r>
+    </w:p>
+    <w:p>
+      <w:pPr>
+        <w:spacing w:after="80"/>
+      </w:pPr>
+      <w:r>
+        <w:rPr>
+          <w:rFonts w:ascii="Times New Roman" w:cs="Times New Roman" w:eastAsia="Times New Roman" w:hAnsi="Times New Roman"/>
+          <w:color w:val="1F2937"/>
+          <w:sz w:val="22"/>
+          <w:szCs w:val="22"/>
+        </w:rPr>
+        <w:t xml:space="preserve">⑦ Coquille : « Le facteur déclenchant stressant est compatibles » → « est compatible ».</w:t>
+      </w:r>
+    </w:p>
+    <w:p>
+      <w:pPr>
+        <w:spacing w:after="80"/>
+      </w:pPr>
+      <w:r>
+        <w:rPr>
+          <w:rFonts w:ascii="Times New Roman" w:cs="Times New Roman" w:eastAsia="Times New Roman" w:hAnsi="Times New Roman"/>
+          <w:color w:val="1F2937"/>
+          <w:sz w:val="22"/>
+          <w:szCs w:val="22"/>
+        </w:rPr>
+        <w:t xml:space="preserve">Vérifié lors de la relecture et inchangé — c’est la leçon la mieux sourcée du parcours relue à ce jour. Les sept URL sont en 200. La définition de Wikipédia FR est citée MOT POUR MOT. La citation de la HAS sur la durée de psychose non traitée — 18 mois à 2 ans en France — est fidèle. Les 70 % de déficits cognitifs sont exacts, comme la prévalence à vie de 0,7 %, la fourchette 15 à 25 %, le « environ un tiers » et la réduction d’espérance de vie d’environ 15 ans. Les trois corrigés d’exercice sont cohérents avec la théorie. Le tableau des troubles apparentés et leurs durées minimales sont conformes. Deux synthèses issues de Wikipédia portent spontanément la mention « (synthèse, non citation directe) ». Et la section « Prochaine leçon » annonçait bien les troubles de la personnalité, thème effectivement traité en leçon 08 : le rendez-vous a été tenu.</w:t>
+      </w:r>
+    </w:p>
+    <w:p>
+      <w:pPr>
+        <w:spacing w:after="80"/>
+      </w:pPr>
+      <w:r>
+        <w:rPr>
+          <w:rFonts w:ascii="Times New Roman" w:cs="Times New Roman" w:eastAsia="Times New Roman" w:hAnsi="Times New Roman"/>
+          <w:color w:val="1F2937"/>
+          <w:sz w:val="22"/>
+          <w:szCs w:val="22"/>
+        </w:rPr>
+        <w:t xml:space="preserve">Le pont professionnel n’a pas été touché, et mérite d’être signalé : il parle des « RBPP HAS À VENIR sur les troubles schizophréniques ». C’est exact, c’est adossé à la note de cadrage citée et vérifiée, et cela n’invente aucune recommandation publiée. C’est la bonne façon de mentionner un travail de la HAS qui n’est pas encore sorti.</w:t>
+      </w:r>
+    </w:p>
+    <w:p>
+      <w:pPr>
+        <w:spacing w:after="80"/>
+      </w:pPr>
+      <w:r>
+        <w:rPr>
+          <w:rFonts w:ascii="Times New Roman" w:cs="Times New Roman" w:eastAsia="Times New Roman" w:hAnsi="Times New Roman"/>
+          <w:color w:val="1F2937"/>
+          <w:sz w:val="22"/>
+          <w:szCs w:val="22"/>
+        </w:rPr>
+        <w:t xml:space="preserve">Ce que cette relecture apprend, et qui vaut pour tout le parcours : les huit défauts se ramènent à un seul geste. Un chiffre exact change de ce qu’il compte, ou perd une de ses bornes. « Jusqu’à » devient « environ », une fourchette devient son maximum, un pourcentage glisse vers un sous-ensemble, une citation s’arrête avant sa seconde moitié. Rien n’est inventé, et tout devient faux — d’une fausseté qu’aucune vérification de source ne détecte, puisque la source contient bien le chiffre.</w:t>
       </w:r>
     </w:p>
     <w:sectPr>

--- a/livrables/lecons/2026-07-27_lecon-psychopathologie_07_troubles-psychotiques-schizophrenie.docx
+++ b/livrables/lecons/2026-07-27_lecon-psychopathologie_07_troubles-psychotiques-schizophrenie.docx
@@ -3519,6 +3519,37 @@
     </w:p>
     <w:p>
       <w:pPr>
+        <w:pStyle w:val="ListParagraph"/>
+        <w:numPr>
+          <w:ilvl w:val="0"/>
+          <w:numId w:val="1"/>
+        </w:numPr>
+        <w:spacing w:after="40" w:before="40"/>
+      </w:pPr>
+      <w:hyperlink w:history="1" r:id="rIddsmapa20260911">
+        <w:r>
+          <w:rPr>
+            <w:rFonts w:ascii="Times New Roman" w:cs="Times New Roman" w:eastAsia="Times New Roman" w:hAnsi="Times New Roman"/>
+            <w:color w:val="1155CC"/>
+            <w:sz w:val="22"/>
+            <w:szCs w:val="22"/>
+            <w:u w:val="single"/>
+          </w:rPr>
+          <w:t xml:space="preserve">DSM-5-TR (American Psychiatric Association) — page officielle du manuel</w:t>
+        </w:r>
+      </w:hyperlink>
+      <w:r>
+        <w:rPr>
+          <w:rFonts w:ascii="Times New Roman" w:cs="Times New Roman" w:eastAsia="Times New Roman" w:hAnsi="Times New Roman"/>
+          <w:color w:val="1F2937"/>
+          <w:sz w:val="22"/>
+          <w:szCs w:val="22"/>
+        </w:rPr>
+        <w:t xml:space="preserve"> — l'éditeur du DSM, qui décrit le manuel, ses révisions et la différence entre DSM-5 et DSM-5-TR. Vérifiée le 11/09/2026 : HTTP 200, 21 859 caractères utiles, « DSM-5-TR » y figure 19 fois. AJOUTÉE LE 11/09/2026 : cette classification était nommée dans le corps de la leçon sans aucune adresse.</w:t>
+      </w:r>
+    </w:p>
+    <w:p>
+      <w:pPr>
         <w:spacing w:after="120" w:before="120"/>
       </w:pPr>
       <w:r>
@@ -3731,6 +3762,103 @@
           <w:szCs w:val="22"/>
         </w:rPr>
         <w:t xml:space="preserve">Le pont professionnel n’a pas été touché, et mérite d’être signalé : il parle des « RBPP HAS À VENIR sur les troubles schizophréniques ». C’est exact, c’est adossé à la note de cadrage citée et vérifiée, et cela n’invente aucune recommandation publiée. C’est la bonne façon de mentionner un travail de la HAS qui n’est pas encore sorti.</w:t>
+      </w:r>
+    </w:p>
+    <w:p>
+      <w:pPr>
+        <w:pBdr>
+          <w:bottom w:val="single" w:color="1B3A6B" w:sz="6"/>
+        </w:pBdr>
+        <w:spacing w:after="120" w:before="360"/>
+      </w:pPr>
+      <w:r>
+        <w:rPr>
+          <w:rFonts w:ascii="Times New Roman" w:cs="Times New Roman" w:eastAsia="Times New Roman" w:hAnsi="Times New Roman"/>
+          <w:b/>
+          <w:bCs/>
+          <w:color w:val="1B3A6B"/>
+          <w:sz w:val="30"/>
+          <w:szCs w:val="30"/>
+        </w:rPr>
+        <w:t xml:space="preserve">📝 Journal des corrections — 11 septembre 2026</w:t>
+      </w:r>
+    </w:p>
+    <w:p>
+      <w:pPr>
+        <w:pStyle w:val="ListParagraph"/>
+        <w:numPr>
+          <w:ilvl w:val="0"/>
+          <w:numId w:val="1"/>
+        </w:numPr>
+        <w:spacing w:after="40" w:before="40"/>
+      </w:pPr>
+      <w:r>
+        <w:rPr>
+          <w:rFonts w:ascii="Times New Roman" w:cs="Times New Roman" w:eastAsia="Times New Roman" w:hAnsi="Times New Roman"/>
+          <w:b/>
+          <w:bCs/>
+          <w:color w:val="1F2937"/>
+          <w:sz w:val="22"/>
+          <w:szCs w:val="22"/>
+        </w:rPr>
+        <w:t xml:space="preserve">Relue le 11/09/2026 par le test d'attribution des pages, passé sur les 135 leçons du dépôt. UNE correction.</w:t>
+      </w:r>
+    </w:p>
+    <w:p>
+      <w:pPr>
+        <w:pStyle w:val="ListParagraph"/>
+        <w:numPr>
+          <w:ilvl w:val="0"/>
+          <w:numId w:val="1"/>
+        </w:numPr>
+        <w:spacing w:after="40" w:before="40"/>
+      </w:pPr>
+      <w:r>
+        <w:rPr>
+          <w:rFonts w:ascii="Times New Roman" w:cs="Times New Roman" w:eastAsia="Times New Roman" w:hAnsi="Times New Roman"/>
+          <w:color w:val="1F2937"/>
+          <w:sz w:val="22"/>
+          <w:szCs w:val="22"/>
+        </w:rPr>
+        <w:t xml:space="preserve">① Une nosographie était nommée sans adresse. Cette leçon invoque DSM-5 / DSM-5-TR dans son corps sans qu'aucune adresse ne figure dans ses ressources. Ce sont pourtant les instruments qui fondent ses catégories : un lecteur voulant savoir laquelle des deux classifications dit quoi — et elles divergent, notamment sur les troubles de la personnalité — devait la chercher lui-même. Le défaut est répandu dans le parcours : HUIT leçons sur quinze nommaient au moins une nosographie sans adresse — DSM-5-TR dans cinq, CIM-11 dans trois, CIM-10 dans deux, DSM-5 dans deux.</w:t>
+      </w:r>
+    </w:p>
+    <w:p>
+      <w:pPr>
+        <w:pStyle w:val="ListParagraph"/>
+        <w:numPr>
+          <w:ilvl w:val="0"/>
+          <w:numId w:val="1"/>
+        </w:numPr>
+        <w:spacing w:after="40" w:before="40"/>
+      </w:pPr>
+      <w:r>
+        <w:rPr>
+          <w:rFonts w:ascii="Times New Roman" w:cs="Times New Roman" w:eastAsia="Times New Roman" w:hAnsi="Times New Roman"/>
+          <w:color w:val="1F2937"/>
+          <w:sz w:val="22"/>
+          <w:szCs w:val="22"/>
+        </w:rPr>
+        <w:t xml:space="preserve">À ne pas confondre avec les quatre leçons — 02, 05, 09 et 11 — qui nommaient déjà leur classification dans le LIBELLÉ d'une ressource, à côté du lien : celles-là n'avaient aucun défaut et n'ont pas été touchées. Une première version de ce contrôle les avait signalées à tort, parce qu'elle ne cherchait le nom de la nosographie que dans l'URL — or ni icd.who.int/fr ni l'adresse de l'APA ne contiennent la chaîne cherchée. Le contrôle regarde désormais tout le texte de la section Ressources.</w:t>
+      </w:r>
+    </w:p>
+    <w:p>
+      <w:pPr>
+        <w:pStyle w:val="ListParagraph"/>
+        <w:numPr>
+          <w:ilvl w:val="0"/>
+          <w:numId w:val="1"/>
+        </w:numPr>
+        <w:spacing w:after="40" w:before="40"/>
+      </w:pPr>
+      <w:r>
+        <w:rPr>
+          <w:rFonts w:ascii="Times New Roman" w:cs="Times New Roman" w:eastAsia="Times New Roman" w:hAnsi="Times New Roman"/>
+          <w:color w:val="1F2937"/>
+          <w:sz w:val="22"/>
+          <w:szCs w:val="22"/>
+        </w:rPr>
+        <w:t xml:space="preserve">Ce qui a été fait. Les adresses officielles sont ajoutées, testées le 11/09/2026 : icd.who.int/fr pour la CIM-11, icd.who.int/browse10/2019/en pour la CIM-10 (3 612 caractères utiles), psychiatry.org/psychiatrists/practice/dsm pour le DSM (21 859 caractères, où « DSM-5-TR » figure dix-neuf fois). Une réserve écrite plutôt que tue : le navigateur de la CIM-11 est une application rendue côté client, qui ne sert que 808 caractères au téléchargement direct — elle donne accès à la classification, elle ne se cite pas comme une page de contenu.</w:t>
       </w:r>
     </w:p>
     <w:p>
